--- a/fuentes/93610218_CF01_DU.docx
+++ b/fuentes/93610218_CF01_DU.docx
@@ -375,7 +375,7 @@
               </wp:anchor>
             </w:drawing>
           </mc:Choice>
-          <mc:Fallback xmlns:w16sdtfl="http://schemas.microsoft.com/office/word/2024/wordml/sdtformatlock" xmlns:w16du="http://schemas.microsoft.com/office/word/2023/wordml/word16du" xmlns:oel="http://schemas.microsoft.com/office/2019/extlst">
+          <mc:Fallback xmlns:oel="http://schemas.microsoft.com/office/2019/extlst" xmlns:w16du="http://schemas.microsoft.com/office/word/2023/wordml/word16du" xmlns:w16sdtfl="http://schemas.microsoft.com/office/word/2024/wordml/sdtformatlock">
             <w:pict>
               <v:rect w14:anchorId="44ECBD1E" id="Rectángulo 3" o:spid="_x0000_s1026" alt="&quot;&quot;" style="position:absolute;margin-left:-55.95pt;margin-top:26.4pt;width:613.85pt;height:164.25pt;z-index:-251655168;visibility:visible;mso-wrap-style:square;mso-height-percent:0;mso-wrap-distance-left:9pt;mso-wrap-distance-top:0;mso-wrap-distance-right:9pt;mso-wrap-distance-bottom:0;mso-position-horizontal:absolute;mso-position-horizontal-relative:text;mso-position-vertical:absolute;mso-position-vertical-relative:text;mso-height-percent:0;mso-height-relative:margin;v-text-anchor:middle" o:gfxdata="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" fillcolor="#00314d" stroked="f" strokeweight="1pt"/>
             </w:pict>
@@ -5053,9 +5053,9 @@
           <w:noProof/>
         </w:rPr>
         <w:drawing>
-          <wp:inline distT="0" distB="0" distL="0" distR="0" wp14:anchorId="0B8AECAA" wp14:editId="0D8C91EF">
-            <wp:extent cx="6332220" cy="3561874"/>
-            <wp:effectExtent l="0" t="0" r="0" b="635"/>
+          <wp:inline distT="0" distB="0" distL="0" distR="0" wp14:anchorId="0B8AECAA" wp14:editId="500DBCA9">
+            <wp:extent cx="5238750" cy="2946797"/>
+            <wp:effectExtent l="0" t="0" r="0" b="0"/>
             <wp:docPr id="2" name="Imagen 2"/>
             <wp:cNvGraphicFramePr>
               <a:graphicFrameLocks xmlns:a="http://schemas.openxmlformats.org/drawingml/2006/main" noChangeAspect="1"/>
@@ -5070,7 +5070,7 @@
                     </pic:cNvPicPr>
                   </pic:nvPicPr>
                   <pic:blipFill>
-                    <a:blip r:embed="rId12">
+                    <a:blip r:embed="rId12" cstate="print">
                       <a:extLst>
                         <a:ext uri="{28A0092B-C50C-407E-A947-70E740481C1C}">
                           <a14:useLocalDpi xmlns:a14="http://schemas.microsoft.com/office/drawing/2010/main" val="0"/>
@@ -5085,7 +5085,7 @@
                   <pic:spPr bwMode="auto">
                     <a:xfrm>
                       <a:off x="0" y="0"/>
-                      <a:ext cx="6332220" cy="3561874"/>
+                      <a:ext cx="5238750" cy="2946797"/>
                     </a:xfrm>
                     <a:prstGeom prst="rect">
                       <a:avLst/>
@@ -5156,7 +5156,6 @@
           <w:p>
             <w:pPr>
               <w:ind w:firstLine="0"/>
-              <w:jc w:val="center"/>
               <w:rPr>
                 <w:b/>
               </w:rPr>
@@ -5179,15 +5178,6 @@
               </w:rPr>
               <w:t xml:space="preserve"> </w:t>
             </w:r>
-          </w:p>
-          <w:p>
-            <w:pPr>
-              <w:ind w:firstLine="0"/>
-              <w:jc w:val="center"/>
-              <w:rPr>
-                <w:b/>
-              </w:rPr>
-            </w:pPr>
             <w:r>
               <w:rPr>
                 <w:b/>
@@ -5217,12 +5207,12 @@
           </w:p>
           <w:p>
             <w:r>
+              <w:t>El calor de campo es uno de los principales factores que reduce la vida útil de frutas y verduras. Si no se controla a tiempo, se pierde frescura, textura y valor nutricional, afectando la calidad que recibe el consumidor.</w:t>
+            </w:r>
+          </w:p>
+          <w:p>
+            <w:r>
               <w:lastRenderedPageBreak/>
-              <w:t>El calor de campo es uno de los principales factores que reduce la vida útil de frutas y verduras. Si no se controla a tiempo, se pierde frescura, textura y valor nutricional, afectando la calidad que recibe el consumidor.</w:t>
-            </w:r>
-          </w:p>
-          <w:p>
-            <w:r>
               <w:t xml:space="preserve">Por eso, eliminar el calor de campo es una etapa clave en la </w:t>
             </w:r>
             <w:proofErr w:type="spellStart"/>
@@ -5317,21 +5307,21 @@
         <w:rPr>
           <w:rStyle w:val="Ttulo5Car"/>
         </w:rPr>
+        <w:t>Crecimiento microbiano.</w:t>
+      </w:r>
+      <w:r>
+        <w:rPr>
+          <w:lang w:val="es-419" w:eastAsia="es-CO"/>
+        </w:rPr>
+        <w:t xml:space="preserve"> Reducción del crecimiento de microorganismos, responsables del deterioro de los alimentos y de la aparición de enfermedades en los consumidores.</w:t>
+      </w:r>
+    </w:p>
+    <w:p>
+      <w:pPr>
+        <w:pStyle w:val="Ttulo3"/>
+      </w:pPr>
+      <w:r>
         <w:lastRenderedPageBreak/>
-        <w:t>Crecimiento microbiano.</w:t>
-      </w:r>
-      <w:r>
-        <w:rPr>
-          <w:lang w:val="es-419" w:eastAsia="es-CO"/>
-        </w:rPr>
-        <w:t xml:space="preserve"> Reducción del crecimiento de microorganismos, responsables del deterioro de los alimentos y de la aparición de enfermedades en los consumidores.</w:t>
-      </w:r>
-    </w:p>
-    <w:p>
-      <w:pPr>
-        <w:pStyle w:val="Ttulo3"/>
-      </w:pPr>
-      <w:r>
         <w:t>Tipos de preenfriamiento</w:t>
       </w:r>
     </w:p>
@@ -5555,6 +5545,7 @@
                 <w:b/>
                 <w:bCs/>
               </w:rPr>
+              <w:lastRenderedPageBreak/>
               <w:t xml:space="preserve">Transcripción pódcast. </w:t>
             </w:r>
             <w:r>
@@ -5694,12 +5685,12 @@
                 <w:b/>
                 <w:bCs/>
               </w:rPr>
+              <w:t>DON CAMPOS</w:t>
+            </w:r>
+          </w:p>
+          <w:p>
+            <w:r>
               <w:lastRenderedPageBreak/>
-              <w:t>DON CAMPOS</w:t>
-            </w:r>
-          </w:p>
-          <w:p>
-            <w:r>
               <w:t>Por eso, cuando una fruta madura, puede acelerar la maduración de las otras que están cerca. Es como un efecto contagioso.</w:t>
             </w:r>
           </w:p>
@@ -5820,7 +5811,6 @@
           </w:p>
           <w:p>
             <w:r>
-              <w:lastRenderedPageBreak/>
               <w:t>Porque entender la maduración no es pelear con la naturaleza, es aprender a trabajar con ella.</w:t>
             </w:r>
           </w:p>
@@ -5836,6 +5826,7 @@
                 <w:b/>
                 <w:bCs/>
               </w:rPr>
+              <w:lastRenderedPageBreak/>
               <w:t>ASUSENA</w:t>
             </w:r>
           </w:p>
@@ -5872,12 +5863,6 @@
               <w:t xml:space="preserve"> Radial, donde el conocimiento se entiende, se aplica y marca la diferencia. </w:t>
             </w:r>
           </w:p>
-          <w:p>
-            <w:r>
-              <w:t xml:space="preserve"> </w:t>
-            </w:r>
-          </w:p>
-          <w:p/>
         </w:tc>
       </w:tr>
     </w:tbl>
@@ -6470,7 +6455,6 @@
                 <w:color w:val="12263F"/>
                 <w:szCs w:val="24"/>
               </w:rPr>
-              <w:lastRenderedPageBreak/>
               <w:t>Banano</w:t>
             </w:r>
           </w:p>
@@ -6580,6 +6564,7 @@
         <w:rPr>
           <w:rStyle w:val="Ttulo5Car"/>
         </w:rPr>
+        <w:lastRenderedPageBreak/>
         <w:t>Líquido.</w:t>
       </w:r>
       <w:r>
@@ -6749,6 +6734,34 @@
     </w:p>
     <w:p>
       <w:pPr>
+        <w:rPr>
+          <w:lang w:val="es-419" w:eastAsia="es-CO"/>
+        </w:rPr>
+      </w:pPr>
+    </w:p>
+    <w:p>
+      <w:pPr>
+        <w:rPr>
+          <w:lang w:val="es-419" w:eastAsia="es-CO"/>
+        </w:rPr>
+      </w:pPr>
+    </w:p>
+    <w:p>
+      <w:pPr>
+        <w:rPr>
+          <w:lang w:val="es-419" w:eastAsia="es-CO"/>
+        </w:rPr>
+      </w:pPr>
+    </w:p>
+    <w:p>
+      <w:pPr>
+        <w:rPr>
+          <w:lang w:val="es-419" w:eastAsia="es-CO"/>
+        </w:rPr>
+      </w:pPr>
+    </w:p>
+    <w:p>
+      <w:pPr>
         <w:pStyle w:val="Figura"/>
         <w:rPr>
           <w:lang w:val="es-419"/>
@@ -6776,9 +6789,9 @@
           <w:lang w:val="es-419" w:eastAsia="es-CO"/>
         </w:rPr>
         <w:drawing>
-          <wp:inline distT="0" distB="0" distL="0" distR="0" wp14:anchorId="66408326" wp14:editId="745A211F">
-            <wp:extent cx="5008245" cy="3119720"/>
-            <wp:effectExtent l="0" t="0" r="1905" b="5080"/>
+          <wp:inline distT="0" distB="0" distL="0" distR="0" wp14:anchorId="66408326" wp14:editId="23AF3A4A">
+            <wp:extent cx="4709619" cy="2933700"/>
+            <wp:effectExtent l="0" t="0" r="0" b="0"/>
             <wp:docPr id="3" name="Imagen 3" descr="La imagen presenta el proceso de respiración aeróbica que incluye la glucosa como molécula inicial, la glucólisis que genera dos piruvatos, la mitocondria donde se produce energía en forma de 36 ATP, y el intercambio de oxígeno por dióxido de carbono y agua. "/>
             <wp:cNvGraphicFramePr>
               <a:graphicFrameLocks xmlns:a="http://schemas.openxmlformats.org/drawingml/2006/main" noChangeAspect="1"/>
@@ -6808,7 +6821,7 @@
                   <pic:spPr bwMode="auto">
                     <a:xfrm>
                       <a:off x="0" y="0"/>
-                      <a:ext cx="5034832" cy="3136281"/>
+                      <a:ext cx="4753840" cy="2961246"/>
                     </a:xfrm>
                     <a:prstGeom prst="rect">
                       <a:avLst/>
@@ -6824,40 +6837,6 @@
     </w:p>
     <w:p>
       <w:pPr>
-        <w:rPr>
-          <w:lang w:val="es-419" w:eastAsia="es-CO"/>
-        </w:rPr>
-      </w:pPr>
-      <w:r>
-        <w:rPr>
-          <w:lang w:val="es-419" w:eastAsia="es-CO"/>
-        </w:rPr>
-        <w:tab/>
-      </w:r>
-    </w:p>
-    <w:p>
-      <w:pPr>
-        <w:rPr>
-          <w:lang w:val="es-419" w:eastAsia="es-CO"/>
-        </w:rPr>
-      </w:pPr>
-    </w:p>
-    <w:p>
-      <w:pPr>
-        <w:rPr>
-          <w:lang w:val="es-419" w:eastAsia="es-CO"/>
-        </w:rPr>
-      </w:pPr>
-    </w:p>
-    <w:p>
-      <w:pPr>
-        <w:rPr>
-          <w:lang w:val="es-419" w:eastAsia="es-CO"/>
-        </w:rPr>
-      </w:pPr>
-    </w:p>
-    <w:p>
-      <w:pPr>
         <w:pStyle w:val="Ttulo5"/>
       </w:pPr>
       <w:r>
@@ -6879,27 +6858,6 @@
     </w:p>
     <w:p>
       <w:pPr>
-        <w:rPr>
-          <w:lang w:val="es-419" w:eastAsia="es-CO"/>
-        </w:rPr>
-      </w:pPr>
-    </w:p>
-    <w:p>
-      <w:pPr>
-        <w:rPr>
-          <w:lang w:val="es-419" w:eastAsia="es-CO"/>
-        </w:rPr>
-      </w:pPr>
-    </w:p>
-    <w:p>
-      <w:pPr>
-        <w:rPr>
-          <w:lang w:val="es-419" w:eastAsia="es-CO"/>
-        </w:rPr>
-      </w:pPr>
-    </w:p>
-    <w:p>
-      <w:pPr>
         <w:pStyle w:val="Figura"/>
         <w:rPr>
           <w:lang w:val="es-419"/>
@@ -6909,12 +6867,12 @@
         <w:rPr>
           <w:lang w:val="es-419"/>
         </w:rPr>
-        <w:lastRenderedPageBreak/>
         <w:t>Respiración anaeróbica</w:t>
       </w:r>
     </w:p>
     <w:p>
       <w:pPr>
+        <w:jc w:val="center"/>
         <w:rPr>
           <w:lang w:val="es-419" w:eastAsia="es-CO"/>
         </w:rPr>
@@ -6925,9 +6883,9 @@
           <w:lang w:val="es-419" w:eastAsia="es-CO"/>
         </w:rPr>
         <w:drawing>
-          <wp:inline distT="0" distB="0" distL="0" distR="0" wp14:anchorId="6D778DEC" wp14:editId="7AD79A14">
-            <wp:extent cx="4572000" cy="2600325"/>
-            <wp:effectExtent l="0" t="0" r="0" b="9525"/>
+          <wp:inline distT="0" distB="0" distL="0" distR="0" wp14:anchorId="6D778DEC" wp14:editId="326C6212">
+            <wp:extent cx="4655736" cy="2647950"/>
+            <wp:effectExtent l="0" t="0" r="0" b="0"/>
             <wp:docPr id="1" name="Imagen 1"/>
             <wp:cNvGraphicFramePr>
               <a:graphicFrameLocks xmlns:a="http://schemas.openxmlformats.org/drawingml/2006/main" noChangeAspect="1"/>
@@ -6957,7 +6915,7 @@
                   <pic:spPr bwMode="auto">
                     <a:xfrm>
                       <a:off x="0" y="0"/>
-                      <a:ext cx="4572000" cy="2600325"/>
+                      <a:ext cx="4656993" cy="2648665"/>
                     </a:xfrm>
                     <a:prstGeom prst="rect">
                       <a:avLst/>
@@ -6981,6 +6939,7 @@
         <w:rPr>
           <w:lang w:val="es-419" w:eastAsia="es-CO"/>
         </w:rPr>
+        <w:lastRenderedPageBreak/>
         <w:t xml:space="preserve">Una estrategia clave para la conservación de alimentos frescos consiste en reducir su tasa de respiración, ya que de esta manera se controla el crecimiento y la división celular, así como el avance de la maduración. Este aspecto debe tenerse en cuenta en el manejo </w:t>
       </w:r>
       <w:proofErr w:type="spellStart"/>
@@ -7031,20 +6990,6 @@
         </w:rPr>
         <w:t>La tasa de respiración suele expresarse como la cantidad de dióxido de carbono producido por kilogramo de alimento:</w:t>
       </w:r>
-    </w:p>
-    <w:p>
-      <w:pPr>
-        <w:rPr>
-          <w:lang w:val="es-419" w:eastAsia="es-CO"/>
-        </w:rPr>
-      </w:pPr>
-    </w:p>
-    <w:p>
-      <w:pPr>
-        <w:rPr>
-          <w:lang w:val="es-419" w:eastAsia="es-CO"/>
-        </w:rPr>
-      </w:pPr>
     </w:p>
     <w:p>
       <w:pPr>
@@ -7058,7 +7003,6 @@
         <w:rPr>
           <w:lang w:val="es-419" w:eastAsia="es-CO"/>
         </w:rPr>
-        <w:lastRenderedPageBreak/>
         <w:t>Tasa de respiración de diferentes frutas</w:t>
       </w:r>
     </w:p>
@@ -7569,6 +7513,74 @@
         <w:tc>
           <w:tcPr>
             <w:tcW w:w="0" w:type="auto"/>
+            <w:shd w:val="clear" w:color="auto" w:fill="BFBFBF" w:themeFill="background1" w:themeFillShade="BF"/>
+            <w:hideMark/>
+          </w:tcPr>
+          <w:p>
+            <w:pPr>
+              <w:pStyle w:val="TextoTablas"/>
+              <w:rPr>
+                <w:b/>
+                <w:bCs/>
+              </w:rPr>
+            </w:pPr>
+            <w:r>
+              <w:rPr>
+                <w:b/>
+                <w:bCs/>
+              </w:rPr>
+              <w:lastRenderedPageBreak/>
+              <w:t>Fruta</w:t>
+            </w:r>
+          </w:p>
+        </w:tc>
+        <w:tc>
+          <w:tcPr>
+            <w:tcW w:w="0" w:type="auto"/>
+            <w:shd w:val="clear" w:color="auto" w:fill="BFBFBF" w:themeFill="background1" w:themeFillShade="BF"/>
+            <w:hideMark/>
+          </w:tcPr>
+          <w:p>
+            <w:pPr>
+              <w:pStyle w:val="TextoTablas"/>
+              <w:rPr>
+                <w:b/>
+                <w:bCs/>
+              </w:rPr>
+            </w:pPr>
+            <w:r>
+              <w:rPr>
+                <w:b/>
+                <w:bCs/>
+              </w:rPr>
+              <w:t>Tasa de respiración (mg CO</w:t>
+            </w:r>
+            <w:r>
+              <w:rPr>
+                <w:rFonts w:ascii="Times New Roman" w:hAnsi="Times New Roman"/>
+                <w:b/>
+                <w:bCs/>
+              </w:rPr>
+              <w:t>₂</w:t>
+            </w:r>
+            <w:r>
+              <w:rPr>
+                <w:b/>
+                <w:bCs/>
+              </w:rPr>
+              <w:t>/kg)</w:t>
+            </w:r>
+          </w:p>
+        </w:tc>
+      </w:tr>
+      <w:tr>
+        <w:trPr>
+          <w:cnfStyle w:val="000000100000" w:firstRow="0" w:lastRow="0" w:firstColumn="0" w:lastColumn="0" w:oddVBand="0" w:evenVBand="0" w:oddHBand="1" w:evenHBand="0" w:firstRowFirstColumn="0" w:firstRowLastColumn="0" w:lastRowFirstColumn="0" w:lastRowLastColumn="0"/>
+          <w:jc w:val="center"/>
+        </w:trPr>
+        <w:tc>
+          <w:tcPr>
+            <w:tcW w:w="0" w:type="auto"/>
             <w:hideMark/>
           </w:tcPr>
           <w:p>
@@ -7613,7 +7625,6 @@
       </w:tr>
       <w:tr>
         <w:trPr>
-          <w:cnfStyle w:val="000000100000" w:firstRow="0" w:lastRow="0" w:firstColumn="0" w:lastColumn="0" w:oddVBand="0" w:evenVBand="0" w:oddHBand="1" w:evenHBand="0" w:firstRowFirstColumn="0" w:firstRowLastColumn="0" w:lastRowFirstColumn="0" w:lastRowLastColumn="0"/>
           <w:jc w:val="center"/>
         </w:trPr>
         <w:tc>
@@ -7966,6 +7977,7 @@
               <w:t xml:space="preserve">. [Archivo de video] </w:t>
             </w:r>
             <w:proofErr w:type="spellStart"/>
+            <w:proofErr w:type="gramStart"/>
             <w:r>
               <w:rPr>
                 <w:lang w:val="es-CO"/>
@@ -7985,6 +7997,7 @@
               </w:rPr>
               <w:t>.</w:t>
             </w:r>
+            <w:proofErr w:type="gramEnd"/>
           </w:p>
         </w:tc>
         <w:tc>
@@ -13903,17 +13916,6 @@
 </file>
 
 <file path=customXml/item1.xml><?xml version="1.0" encoding="utf-8"?>
-<p:properties xmlns:p="http://schemas.microsoft.com/office/2006/metadata/properties" xmlns:xsi="http://www.w3.org/2001/XMLSchema-instance" xmlns:pc="http://schemas.microsoft.com/office/infopath/2007/PartnerControls">
-  <documentManagement>
-    <TaxCatchAll xmlns="b250f519-6473-4480-8c44-6ee3a3a530c3" xsi:nil="true"/>
-    <lcf76f155ced4ddcb4097134ff3c332f xmlns="d174a4fb-80c2-4523-8d89-375030acacbf">
-      <Terms xmlns="http://schemas.microsoft.com/office/infopath/2007/PartnerControls"/>
-    </lcf76f155ced4ddcb4097134ff3c332f>
-  </documentManagement>
-</p:properties>
-</file>
-
-<file path=customXml/item2.xml><?xml version="1.0" encoding="utf-8"?>
 <ct:contentTypeSchema xmlns:ct="http://schemas.microsoft.com/office/2006/metadata/contentType" xmlns:ma="http://schemas.microsoft.com/office/2006/metadata/properties/metaAttributes" ct:_="" ma:_="" ma:contentTypeName="Documento" ma:contentTypeID="0x010100EA8A463C70CDF94EBCEAEE24D04F3F8A" ma:contentTypeVersion="12" ma:contentTypeDescription="Crear nuevo documento." ma:contentTypeScope="" ma:versionID="0a68c197ff11ee8f2a4dfa92d3e5c792">
   <xsd:schema xmlns:xsd="http://www.w3.org/2001/XMLSchema" xmlns:xs="http://www.w3.org/2001/XMLSchema" xmlns:p="http://schemas.microsoft.com/office/2006/metadata/properties" xmlns:ns2="d174a4fb-80c2-4523-8d89-375030acacbf" xmlns:ns3="b250f519-6473-4480-8c44-6ee3a3a530c3" targetNamespace="http://schemas.microsoft.com/office/2006/metadata/properties" ma:root="true" ma:fieldsID="55936f832c432473a7bcdfeafd102760" ns2:_="" ns3:_="">
     <xsd:import namespace="d174a4fb-80c2-4523-8d89-375030acacbf"/>
@@ -14114,11 +14116,18 @@
 </ct:contentTypeSchema>
 </file>
 
-<file path=customXml/item3.xml><?xml version="1.0" encoding="utf-8"?>
-<b:Sources xmlns:b="http://schemas.openxmlformats.org/officeDocument/2006/bibliography" xmlns="http://schemas.openxmlformats.org/officeDocument/2006/bibliography" SelectedStyle="\APASixthEditionOfficeOnline.xsl" StyleName="APA" Version="6"/>
+<file path=customXml/item2.xml><?xml version="1.0" encoding="utf-8"?>
+<p:properties xmlns:p="http://schemas.microsoft.com/office/2006/metadata/properties" xmlns:xsi="http://www.w3.org/2001/XMLSchema-instance" xmlns:pc="http://schemas.microsoft.com/office/infopath/2007/PartnerControls">
+  <documentManagement>
+    <TaxCatchAll xmlns="b250f519-6473-4480-8c44-6ee3a3a530c3" xsi:nil="true"/>
+    <lcf76f155ced4ddcb4097134ff3c332f xmlns="d174a4fb-80c2-4523-8d89-375030acacbf">
+      <Terms xmlns="http://schemas.microsoft.com/office/infopath/2007/PartnerControls"/>
+    </lcf76f155ced4ddcb4097134ff3c332f>
+  </documentManagement>
+</p:properties>
 </file>
 
-<file path=customXml/item4.xml><?xml version="1.0" encoding="utf-8"?>
+<file path=customXml/item3.xml><?xml version="1.0" encoding="utf-8"?>
 <?mso-contentType ?>
 <FormTemplates xmlns="http://schemas.microsoft.com/sharepoint/v3/contenttype/forms">
   <Display>DocumentLibraryForm</Display>
@@ -14127,18 +14136,11 @@
 </FormTemplates>
 </file>
 
-<file path=customXml/itemProps1.xml><?xml version="1.0" encoding="utf-8"?>
-<ds:datastoreItem xmlns:ds="http://schemas.openxmlformats.org/officeDocument/2006/customXml" ds:itemID="{1279454D-02BE-4A9C-A117-DCD1573E2608}">
-  <ds:schemaRefs>
-    <ds:schemaRef ds:uri="http://schemas.microsoft.com/office/2006/metadata/properties"/>
-    <ds:schemaRef ds:uri="http://schemas.microsoft.com/office/infopath/2007/PartnerControls"/>
-    <ds:schemaRef ds:uri="b250f519-6473-4480-8c44-6ee3a3a530c3"/>
-    <ds:schemaRef ds:uri="d174a4fb-80c2-4523-8d89-375030acacbf"/>
-  </ds:schemaRefs>
-</ds:datastoreItem>
+<file path=customXml/item4.xml><?xml version="1.0" encoding="utf-8"?>
+<b:Sources xmlns:b="http://schemas.openxmlformats.org/officeDocument/2006/bibliography" xmlns="http://schemas.openxmlformats.org/officeDocument/2006/bibliography" SelectedStyle="\APASixthEditionOfficeOnline.xsl" StyleName="APA" Version="6"/>
 </file>
 
-<file path=customXml/itemProps2.xml><?xml version="1.0" encoding="utf-8"?>
+<file path=customXml/itemProps1.xml><?xml version="1.0" encoding="utf-8"?>
 <ds:datastoreItem xmlns:ds="http://schemas.openxmlformats.org/officeDocument/2006/customXml" ds:itemID="{A4437E4D-C5C8-4CAE-BD38-A55A98DE3B0D}">
   <ds:schemaRefs>
     <ds:schemaRef ds:uri="http://schemas.microsoft.com/office/2006/metadata/contentType"/>
@@ -14157,18 +14159,29 @@
 </ds:datastoreItem>
 </file>
 
+<file path=customXml/itemProps2.xml><?xml version="1.0" encoding="utf-8"?>
+<ds:datastoreItem xmlns:ds="http://schemas.openxmlformats.org/officeDocument/2006/customXml" ds:itemID="{1279454D-02BE-4A9C-A117-DCD1573E2608}">
+  <ds:schemaRefs>
+    <ds:schemaRef ds:uri="http://schemas.microsoft.com/office/2006/metadata/properties"/>
+    <ds:schemaRef ds:uri="http://schemas.microsoft.com/office/infopath/2007/PartnerControls"/>
+    <ds:schemaRef ds:uri="b250f519-6473-4480-8c44-6ee3a3a530c3"/>
+    <ds:schemaRef ds:uri="d174a4fb-80c2-4523-8d89-375030acacbf"/>
+  </ds:schemaRefs>
+</ds:datastoreItem>
+</file>
+
 <file path=customXml/itemProps3.xml><?xml version="1.0" encoding="utf-8"?>
+<ds:datastoreItem xmlns:ds="http://schemas.openxmlformats.org/officeDocument/2006/customXml" ds:itemID="{10663269-2064-4804-8290-36D4A57F5557}">
+  <ds:schemaRefs>
+    <ds:schemaRef ds:uri="http://schemas.microsoft.com/sharepoint/v3/contenttype/forms"/>
+  </ds:schemaRefs>
+</ds:datastoreItem>
+</file>
+
+<file path=customXml/itemProps4.xml><?xml version="1.0" encoding="utf-8"?>
 <ds:datastoreItem xmlns:ds="http://schemas.openxmlformats.org/officeDocument/2006/customXml" ds:itemID="{EAE431FD-7059-4C09-804B-C9D69EB7B213}">
   <ds:schemaRefs>
     <ds:schemaRef ds:uri="http://schemas.openxmlformats.org/officeDocument/2006/bibliography"/>
   </ds:schemaRefs>
 </ds:datastoreItem>
-</file>
-
-<file path=customXml/itemProps4.xml><?xml version="1.0" encoding="utf-8"?>
-<ds:datastoreItem xmlns:ds="http://schemas.openxmlformats.org/officeDocument/2006/customXml" ds:itemID="{10663269-2064-4804-8290-36D4A57F5557}">
-  <ds:schemaRefs>
-    <ds:schemaRef ds:uri="http://schemas.microsoft.com/sharepoint/v3/contenttype/forms"/>
-  </ds:schemaRefs>
-</ds:datastoreItem>
 </file>